--- a/number-systems.docx
+++ b/number-systems.docx
@@ -15,7 +15,7 @@
         <w:pStyle w:val="Date"/>
       </w:pPr>
       <w:r>
-        <w:t xml:space="preserve">Last modified: 2026-10-15 17:47:31 (PDT)</w:t>
+        <w:t xml:space="preserve">Last modified: 2026-10-15 18:37:38 (PDT)</w:t>
       </w:r>
     </w:p>
     <w:p>

--- a/number-systems.docx
+++ b/number-systems.docx
@@ -15,7 +15,7 @@
         <w:pStyle w:val="Date"/>
       </w:pPr>
       <w:r>
-        <w:t xml:space="preserve">Last modified: 2026-10-15 18:37:38 (PDT)</w:t>
+        <w:t xml:space="preserve">Last modified: 2026-10-15 19:41:40 (PDT)</w:t>
       </w:r>
     </w:p>
     <w:p>

--- a/number-systems.docx
+++ b/number-systems.docx
@@ -15,7 +15,7 @@
         <w:pStyle w:val="Date"/>
       </w:pPr>
       <w:r>
-        <w:t xml:space="preserve">Last modified: 2026-10-15 19:41:40 (PDT)</w:t>
+        <w:t xml:space="preserve">Last modified: 2026-10-15 20:43:22 (PDT)</w:t>
       </w:r>
     </w:p>
     <w:p>

--- a/number-systems.docx
+++ b/number-systems.docx
@@ -15,7 +15,7 @@
         <w:pStyle w:val="Date"/>
       </w:pPr>
       <w:r>
-        <w:t xml:space="preserve">Last modified: 2026-10-15 20:43:22 (PDT)</w:t>
+        <w:t xml:space="preserve">Last modified: 2026-10-15 21:43:14 (PDT)</w:t>
       </w:r>
     </w:p>
     <w:p>

--- a/number-systems.docx
+++ b/number-systems.docx
@@ -15,7 +15,7 @@
         <w:pStyle w:val="Date"/>
       </w:pPr>
       <w:r>
-        <w:t xml:space="preserve">Last modified: 2026-10-15 21:43:14 (PDT)</w:t>
+        <w:t xml:space="preserve">Last modified: 2026-10-15 23:56:47 (PDT)</w:t>
       </w:r>
     </w:p>
     <w:p>

--- a/number-systems.docx
+++ b/number-systems.docx
@@ -15,7 +15,7 @@
         <w:pStyle w:val="Date"/>
       </w:pPr>
       <w:r>
-        <w:t xml:space="preserve">Last modified: 2026-10-15 23:56:47 (PDT)</w:t>
+        <w:t xml:space="preserve">Last modified: 2026-10-16 01:00:03 (PDT)</w:t>
       </w:r>
     </w:p>
     <w:p>

--- a/number-systems.docx
+++ b/number-systems.docx
@@ -15,7 +15,7 @@
         <w:pStyle w:val="Date"/>
       </w:pPr>
       <w:r>
-        <w:t xml:space="preserve">Last modified: 2026-10-16 01:00:03 (PDT)</w:t>
+        <w:t xml:space="preserve">Last modified: 2026-10-16 01:53:21 (PDT)</w:t>
       </w:r>
     </w:p>
     <w:p>

--- a/number-systems.docx
+++ b/number-systems.docx
@@ -15,7 +15,7 @@
         <w:pStyle w:val="Date"/>
       </w:pPr>
       <w:r>
-        <w:t xml:space="preserve">Last modified: 2026-10-16 01:53:21 (PDT)</w:t>
+        <w:t xml:space="preserve">Last modified: 2026-10-16 02:45:37 (PDT)</w:t>
       </w:r>
     </w:p>
     <w:p>

--- a/number-systems.docx
+++ b/number-systems.docx
@@ -15,7 +15,7 @@
         <w:pStyle w:val="Date"/>
       </w:pPr>
       <w:r>
-        <w:t xml:space="preserve">Last modified: 2026-10-16 02:45:37 (PDT)</w:t>
+        <w:t xml:space="preserve">Last modified: 2026-10-16 03:50:53 (PDT)</w:t>
       </w:r>
     </w:p>
     <w:p>

--- a/number-systems.docx
+++ b/number-systems.docx
@@ -15,7 +15,7 @@
         <w:pStyle w:val="Date"/>
       </w:pPr>
       <w:r>
-        <w:t xml:space="preserve">Last modified: 2026-10-16 03:50:53 (PDT)</w:t>
+        <w:t xml:space="preserve">Last modified: 2026-10-16 04:38:30 (PDT)</w:t>
       </w:r>
     </w:p>
     <w:p>

--- a/number-systems.docx
+++ b/number-systems.docx
@@ -15,7 +15,7 @@
         <w:pStyle w:val="Date"/>
       </w:pPr>
       <w:r>
-        <w:t xml:space="preserve">Last modified: 2026-10-16 04:38:30 (PDT)</w:t>
+        <w:t xml:space="preserve">Last modified: 2026-10-16 05:24:53 (PDT)</w:t>
       </w:r>
     </w:p>
     <w:p>

--- a/number-systems.docx
+++ b/number-systems.docx
@@ -15,7 +15,7 @@
         <w:pStyle w:val="Date"/>
       </w:pPr>
       <w:r>
-        <w:t xml:space="preserve">Last modified: 2026-10-16 05:24:53 (PDT)</w:t>
+        <w:t xml:space="preserve">Last modified: 2026-10-16 06:27:40 (PDT)</w:t>
       </w:r>
     </w:p>
     <w:p>

--- a/number-systems.docx
+++ b/number-systems.docx
@@ -15,7 +15,7 @@
         <w:pStyle w:val="Date"/>
       </w:pPr>
       <w:r>
-        <w:t xml:space="preserve">Last modified: 2026-10-16 06:27:40 (PDT)</w:t>
+        <w:t xml:space="preserve">Last modified: 2026-10-16 10:11:43 (PDT)</w:t>
       </w:r>
     </w:p>
     <w:p>

--- a/number-systems.docx
+++ b/number-systems.docx
@@ -15,7 +15,7 @@
         <w:pStyle w:val="Date"/>
       </w:pPr>
       <w:r>
-        <w:t xml:space="preserve">Last modified: 2026-10-16 10:11:43 (PDT)</w:t>
+        <w:t xml:space="preserve">Last modified: 2026-10-16 10:58:47 (PDT)</w:t>
       </w:r>
     </w:p>
     <w:p>

--- a/number-systems.docx
+++ b/number-systems.docx
@@ -15,7 +15,7 @@
         <w:pStyle w:val="Date"/>
       </w:pPr>
       <w:r>
-        <w:t xml:space="preserve">Last modified: 2026-10-16 10:58:47 (PDT)</w:t>
+        <w:t xml:space="preserve">Last modified: 2026-10-16 18:32:13 (PDT)</w:t>
       </w:r>
     </w:p>
     <w:p>

--- a/number-systems.docx
+++ b/number-systems.docx
@@ -15,7 +15,7 @@
         <w:pStyle w:val="Date"/>
       </w:pPr>
       <w:r>
-        <w:t xml:space="preserve">Last modified: 2026-10-16 18:32:13 (PDT)</w:t>
+        <w:t xml:space="preserve">Last modified: 2026-10-16 19:32:00 (PDT)</w:t>
       </w:r>
     </w:p>
     <w:p>

--- a/number-systems.docx
+++ b/number-systems.docx
@@ -15,7 +15,7 @@
         <w:pStyle w:val="Date"/>
       </w:pPr>
       <w:r>
-        <w:t xml:space="preserve">Last modified: 2026-10-16 19:32:00 (PDT)</w:t>
+        <w:t xml:space="preserve">Last modified: 2026-10-17 02:34:23 (PDT)</w:t>
       </w:r>
     </w:p>
     <w:p>

--- a/number-systems.docx
+++ b/number-systems.docx
@@ -15,7 +15,7 @@
         <w:pStyle w:val="Date"/>
       </w:pPr>
       <w:r>
-        <w:t xml:space="preserve">Last modified: 2026-10-17 02:34:23 (PDT)</w:t>
+        <w:t xml:space="preserve">Last modified: 2026-10-17 03:46:15 (PDT)</w:t>
       </w:r>
     </w:p>
     <w:p>

--- a/number-systems.docx
+++ b/number-systems.docx
@@ -15,7 +15,7 @@
         <w:pStyle w:val="Date"/>
       </w:pPr>
       <w:r>
-        <w:t xml:space="preserve">Last modified: 2026-10-17 03:46:15 (PDT)</w:t>
+        <w:t xml:space="preserve">Last modified: 2026-10-17 04:46:25 (PDT)</w:t>
       </w:r>
     </w:p>
     <w:p>

--- a/number-systems.docx
+++ b/number-systems.docx
@@ -15,7 +15,7 @@
         <w:pStyle w:val="Date"/>
       </w:pPr>
       <w:r>
-        <w:t xml:space="preserve">Last modified: 2026-10-17 04:46:25 (PDT)</w:t>
+        <w:t xml:space="preserve">Last modified: 2026-10-17 06:29:34 (PDT)</w:t>
       </w:r>
     </w:p>
     <w:p>

--- a/number-systems.docx
+++ b/number-systems.docx
@@ -15,7 +15,7 @@
         <w:pStyle w:val="Date"/>
       </w:pPr>
       <w:r>
-        <w:t xml:space="preserve">Last modified: 2026-10-17 06:29:34 (PDT)</w:t>
+        <w:t xml:space="preserve">Last modified: 2026-10-17 07:35:34 (PDT)</w:t>
       </w:r>
     </w:p>
     <w:p>

--- a/number-systems.docx
+++ b/number-systems.docx
@@ -15,7 +15,7 @@
         <w:pStyle w:val="Date"/>
       </w:pPr>
       <w:r>
-        <w:t xml:space="preserve">Last modified: 2026-10-17 15:54:57 (PDT)</w:t>
+        <w:t xml:space="preserve">Last modified: 2026-10-17 22:01:17 (PDT)</w:t>
       </w:r>
     </w:p>
     <w:p>

--- a/number-systems.docx
+++ b/number-systems.docx
@@ -15,7 +15,7 @@
         <w:pStyle w:val="Date"/>
       </w:pPr>
       <w:r>
-        <w:t xml:space="preserve">Last modified: 2026-10-17 22:01:17 (PDT)</w:t>
+        <w:t xml:space="preserve">Last modified: 2026-10-18 11:27:44 (PDT)</w:t>
       </w:r>
     </w:p>
     <w:p>
@@ -396,7 +396,7 @@
         <w:t xml:space="preserve"> </w:t>
       </w:r>
       <w:r>
-        <w:t xml:space="preserve">(Wikipedia contributors 2026a)</w:t>
+        <w:t xml:space="preserve">[1]</w:t>
       </w:r>
       <w:r>
         <w:t xml:space="preserve"> </w:t>
@@ -972,7 +972,7 @@
         <w:t xml:space="preserve"> </w:t>
       </w:r>
       <w:r>
-        <w:t xml:space="preserve">(Wikipedia contributors 2026d)</w:t>
+        <w:t xml:space="preserve">[2]</w:t>
       </w:r>
       <w:r>
         <w:t xml:space="preserve"> </w:t>
@@ -1076,7 +1076,7 @@
         <w:t xml:space="preserve"> </w:t>
       </w:r>
       <w:r>
-        <w:t xml:space="preserve">(Wikipedia contributors 2026d)</w:t>
+        <w:t xml:space="preserve">[2]</w:t>
       </w:r>
       <w:r>
         <w:t xml:space="preserve"> </w:t>
@@ -1448,7 +1448,7 @@
         <w:t xml:space="preserve"> </w:t>
       </w:r>
       <w:r>
-        <w:t xml:space="preserve">(Wikipedia contributors 2026c)</w:t>
+        <w:t xml:space="preserve">[3]</w:t>
       </w:r>
       <w:r>
         <w:t xml:space="preserve"> </w:t>
@@ -3002,7 +3002,7 @@
         <w:t xml:space="preserve"> </w:t>
       </w:r>
       <w:r>
-        <w:t xml:space="preserve">(Wikipedia contributors 2026f)</w:t>
+        <w:t xml:space="preserve">[4]</w:t>
       </w:r>
       <w:r>
         <w:t xml:space="preserve"> </w:t>
@@ -3571,7 +3571,7 @@
         <w:t xml:space="preserve"> </w:t>
       </w:r>
       <w:r>
-        <w:t xml:space="preserve">(Wikipedia contributors 2026g)</w:t>
+        <w:t xml:space="preserve">[5]</w:t>
       </w:r>
       <w:r>
         <w:t xml:space="preserve"> </w:t>
@@ -3665,7 +3665,7 @@
         <w:t xml:space="preserve"> </w:t>
       </w:r>
       <w:r>
-        <w:t xml:space="preserve">Rudin (1976, Appendix to Chapter 1)</w:t>
+        <w:t xml:space="preserve">Rudin [6], Appendix to Chapter 1</w:t>
       </w:r>
       <w:r>
         <w:t xml:space="preserve"> </w:t>
@@ -3983,7 +3983,7 @@
         <w:t xml:space="preserve"> </w:t>
       </w:r>
       <w:r>
-        <w:t xml:space="preserve">(Wikipedia contributors 2026b)</w:t>
+        <w:t xml:space="preserve">[7]</w:t>
       </w:r>
       <w:r>
         <w:t xml:space="preserve"> </w:t>
@@ -4151,7 +4151,7 @@
         <w:t xml:space="preserve"> </w:t>
       </w:r>
       <w:r>
-        <w:t xml:space="preserve">(Wikipedia contributors 2026h)</w:t>
+        <w:t xml:space="preserve">[8]</w:t>
       </w:r>
       <w:r>
         <w:t xml:space="preserve">.</w:t>
@@ -4195,7 +4195,7 @@
         <w:t xml:space="preserve"> </w:t>
       </w:r>
       <w:r>
-        <w:t xml:space="preserve">(Wikipedia contributors 2026e)</w:t>
+        <w:t xml:space="preserve">[9]</w:t>
       </w:r>
       <w:r>
         <w:t xml:space="preserve">.</w:t>
@@ -4275,7 +4275,7 @@
         </w:numPr>
       </w:pPr>
       <w:r>
-        <w:t xml:space="preserve">Wikipedia contributors (2026a)</w:t>
+        <w:t xml:space="preserve">Wikipedia contributors [1]</w:t>
       </w:r>
       <w:r>
         <w:t xml:space="preserve"> </w:t>
@@ -4292,7 +4292,7 @@
         </w:numPr>
       </w:pPr>
       <w:r>
-        <w:t xml:space="preserve">Wikipedia contributors (2026d)</w:t>
+        <w:t xml:space="preserve">Wikipedia contributors [2]</w:t>
       </w:r>
       <w:r>
         <w:t xml:space="preserve"> </w:t>
@@ -4309,7 +4309,7 @@
         </w:numPr>
       </w:pPr>
       <w:r>
-        <w:t xml:space="preserve">Wikipedia contributors (2026c)</w:t>
+        <w:t xml:space="preserve">Wikipedia contributors [3]</w:t>
       </w:r>
       <w:r>
         <w:t xml:space="preserve"> </w:t>
@@ -4326,7 +4326,7 @@
         </w:numPr>
       </w:pPr>
       <w:r>
-        <w:t xml:space="preserve">Wikipedia contributors (2026f)</w:t>
+        <w:t xml:space="preserve">Wikipedia contributors [4]</w:t>
       </w:r>
       <w:r>
         <w:t xml:space="preserve"> </w:t>
@@ -4343,7 +4343,7 @@
         </w:numPr>
       </w:pPr>
       <w:r>
-        <w:t xml:space="preserve">Wikipedia contributors (2026g)</w:t>
+        <w:t xml:space="preserve">Wikipedia contributors [5]</w:t>
       </w:r>
       <w:r>
         <w:t xml:space="preserve"> </w:t>
@@ -4360,7 +4360,7 @@
         </w:numPr>
       </w:pPr>
       <w:r>
-        <w:t xml:space="preserve">Wikipedia contributors (2026b)</w:t>
+        <w:t xml:space="preserve">Wikipedia contributors [7]</w:t>
       </w:r>
       <w:r>
         <w:t xml:space="preserve"> </w:t>
@@ -4377,7 +4377,7 @@
         </w:numPr>
       </w:pPr>
       <w:r>
-        <w:t xml:space="preserve">Wikipedia contributors (2026h)</w:t>
+        <w:t xml:space="preserve">Wikipedia contributors [8]</w:t>
       </w:r>
       <w:r>
         <w:t xml:space="preserve"> </w:t>
@@ -4394,7 +4394,7 @@
         </w:numPr>
       </w:pPr>
       <w:r>
-        <w:t xml:space="preserve">Wikipedia contributors (2026e)</w:t>
+        <w:t xml:space="preserve">Wikipedia contributors [9]</w:t>
       </w:r>
       <w:r>
         <w:t xml:space="preserve"> </w:t>
@@ -4404,89 +4404,54 @@
       </w:r>
     </w:p>
     <w:bookmarkStart w:id="52" w:name="refs"/>
-    <w:bookmarkStart w:id="35" w:name="ref-rudin1976principles"/>
+    <w:bookmarkStart w:id="36" w:name="ref-wikipedia_integer"/>
     <w:p>
       <w:pPr>
         <w:pStyle w:val="Bibliography"/>
       </w:pPr>
       <w:r>
-        <w:t xml:space="preserve">Rudin, Walter. 1976.</w:t>
-      </w:r>
-      <w:r>
-        <w:t xml:space="preserve"> </w:t>
-      </w:r>
-      <w:r>
-        <w:rPr>
-          <w:i/>
-          <w:iCs/>
-        </w:rPr>
-        <w:t xml:space="preserve">Principles of Mathematical Analysis</w:t>
-      </w:r>
-      <w:r>
-        <w:t xml:space="preserve">. 3rd ed. International Series in Pure and Applied Mathematics. McGraw-Hill.</w:t>
-      </w:r>
-    </w:p>
-    <w:bookmarkEnd w:id="35"/>
-    <w:bookmarkStart w:id="37" w:name="ref-wikipedia_integer"/>
-    <w:p>
-      <w:pPr>
-        <w:pStyle w:val="Bibliography"/>
-      </w:pPr>
-      <w:r>
-        <w:t xml:space="preserve">Wikipedia contributors. 2026a.</w:t>
-      </w:r>
-      <w:r>
-        <w:t xml:space="preserve"> </w:t>
-      </w:r>
-      <w:r>
-        <w:rPr>
-          <w:i/>
-          <w:iCs/>
-        </w:rPr>
-        <w:t xml:space="preserve">Integer —</w:t>
-      </w:r>
-      <w:r>
-        <w:rPr>
-          <w:i/>
-          <w:iCs/>
-        </w:rPr>
-        <w:t xml:space="preserve"> </w:t>
-      </w:r>
-      <w:r>
-        <w:rPr>
-          <w:i/>
-          <w:iCs/>
-        </w:rPr>
+        <w:t xml:space="preserve">[1]</w:t>
+      </w:r>
+      <w:r>
+        <w:t xml:space="preserve"> </w:t>
+      </w:r>
+      <w:r>
+        <w:t xml:space="preserve">	</w:t>
+      </w:r>
+      <w:r>
+        <w:t xml:space="preserve">Wikipedia contributors,</w:t>
+      </w:r>
+      <w:r>
+        <w:t xml:space="preserve"> </w:t>
+      </w:r>
+      <w:r>
+        <w:t xml:space="preserve">“Integer —</w:t>
+      </w:r>
+      <w:r>
+        <w:t xml:space="preserve"> </w:t>
+      </w:r>
+      <w:r>
         <w:t xml:space="preserve">Wikipedia</w:t>
       </w:r>
       <w:r>
-        <w:rPr>
-          <w:i/>
-          <w:iCs/>
-        </w:rPr>
         <w:t xml:space="preserve">,</w:t>
       </w:r>
       <w:r>
-        <w:rPr>
-          <w:i/>
-          <w:iCs/>
-        </w:rPr>
-        <w:t xml:space="preserve"> </w:t>
-      </w:r>
-      <w:r>
-        <w:rPr>
-          <w:i/>
-          <w:iCs/>
-        </w:rPr>
-        <w:t xml:space="preserve">the Free Encyclopedia</w:t>
-      </w:r>
-      <w:r>
-        <w:t xml:space="preserve">.</w:t>
-      </w:r>
-      <w:r>
-        <w:t xml:space="preserve"> </w:t>
-      </w:r>
-      <w:hyperlink r:id="rId36">
+        <w:t xml:space="preserve"> </w:t>
+      </w:r>
+      <w:r>
+        <w:t xml:space="preserve">the free encyclopedia.”</w:t>
+      </w:r>
+      <w:r>
+        <w:t xml:space="preserve"> </w:t>
+      </w:r>
+      <w:r>
+        <w:t xml:space="preserve">2026. Available:</w:t>
+      </w:r>
+      <w:r>
+        <w:t xml:space="preserve"> </w:t>
+      </w:r>
+      <w:hyperlink r:id="rId35">
         <w:r>
           <w:rPr>
             <w:rStyle w:val="Hyperlink"/>
@@ -4494,18 +4459,252 @@
           <w:t xml:space="preserve">https://en.wikipedia.org/wiki/Integer</w:t>
         </w:r>
       </w:hyperlink>
-      <w:r>
-        <w:t xml:space="preserve">.</w:t>
-      </w:r>
-    </w:p>
-    <w:bookmarkEnd w:id="37"/>
-    <w:bookmarkStart w:id="39" w:name="ref-wikipedia_irrational_number"/>
+    </w:p>
+    <w:bookmarkEnd w:id="36"/>
+    <w:bookmarkStart w:id="38" w:name="ref-wikipedia_parity_mathematics"/>
     <w:p>
       <w:pPr>
         <w:pStyle w:val="Bibliography"/>
       </w:pPr>
       <w:r>
-        <w:t xml:space="preserve">Wikipedia contributors. 2026b.</w:t>
+        <w:t xml:space="preserve">[2]</w:t>
+      </w:r>
+      <w:r>
+        <w:t xml:space="preserve"> </w:t>
+      </w:r>
+      <w:r>
+        <w:t xml:space="preserve">	</w:t>
+      </w:r>
+      <w:r>
+        <w:t xml:space="preserve">Wikipedia contributors,</w:t>
+      </w:r>
+      <w:r>
+        <w:t xml:space="preserve"> </w:t>
+      </w:r>
+      <w:r>
+        <w:t xml:space="preserve">“Parity (mathematics) —</w:t>
+      </w:r>
+      <w:r>
+        <w:t xml:space="preserve"> </w:t>
+      </w:r>
+      <w:r>
+        <w:t xml:space="preserve">Wikipedia</w:t>
+      </w:r>
+      <w:r>
+        <w:t xml:space="preserve">,</w:t>
+      </w:r>
+      <w:r>
+        <w:t xml:space="preserve"> </w:t>
+      </w:r>
+      <w:r>
+        <w:t xml:space="preserve">the free encyclopedia.”</w:t>
+      </w:r>
+      <w:r>
+        <w:t xml:space="preserve"> </w:t>
+      </w:r>
+      <w:r>
+        <w:t xml:space="preserve">2026. Available:</w:t>
+      </w:r>
+      <w:r>
+        <w:t xml:space="preserve"> </w:t>
+      </w:r>
+      <w:hyperlink r:id="rId37">
+        <w:r>
+          <w:rPr>
+            <w:rStyle w:val="Hyperlink"/>
+          </w:rPr>
+          <w:t xml:space="preserve">https://en.wikipedia.org/wiki/Parity_(mathematics)</w:t>
+        </w:r>
+      </w:hyperlink>
+    </w:p>
+    <w:bookmarkEnd w:id="38"/>
+    <w:bookmarkStart w:id="40" w:name="ref-wikipedia_natural_number"/>
+    <w:p>
+      <w:pPr>
+        <w:pStyle w:val="Bibliography"/>
+      </w:pPr>
+      <w:r>
+        <w:t xml:space="preserve">[3]</w:t>
+      </w:r>
+      <w:r>
+        <w:t xml:space="preserve"> </w:t>
+      </w:r>
+      <w:r>
+        <w:t xml:space="preserve">	</w:t>
+      </w:r>
+      <w:r>
+        <w:t xml:space="preserve">Wikipedia contributors,</w:t>
+      </w:r>
+      <w:r>
+        <w:t xml:space="preserve"> </w:t>
+      </w:r>
+      <w:r>
+        <w:t xml:space="preserve">“Natural number —</w:t>
+      </w:r>
+      <w:r>
+        <w:t xml:space="preserve"> </w:t>
+      </w:r>
+      <w:r>
+        <w:t xml:space="preserve">Wikipedia</w:t>
+      </w:r>
+      <w:r>
+        <w:t xml:space="preserve">,</w:t>
+      </w:r>
+      <w:r>
+        <w:t xml:space="preserve"> </w:t>
+      </w:r>
+      <w:r>
+        <w:t xml:space="preserve">the free encyclopedia.”</w:t>
+      </w:r>
+      <w:r>
+        <w:t xml:space="preserve"> </w:t>
+      </w:r>
+      <w:r>
+        <w:t xml:space="preserve">2026. Available:</w:t>
+      </w:r>
+      <w:r>
+        <w:t xml:space="preserve"> </w:t>
+      </w:r>
+      <w:hyperlink r:id="rId39">
+        <w:r>
+          <w:rPr>
+            <w:rStyle w:val="Hyperlink"/>
+          </w:rPr>
+          <w:t xml:space="preserve">https://en.wikipedia.org/wiki/Natural_number</w:t>
+        </w:r>
+      </w:hyperlink>
+    </w:p>
+    <w:bookmarkEnd w:id="40"/>
+    <w:bookmarkStart w:id="42" w:name="ref-wikipedia_rational_number"/>
+    <w:p>
+      <w:pPr>
+        <w:pStyle w:val="Bibliography"/>
+      </w:pPr>
+      <w:r>
+        <w:t xml:space="preserve">[4]</w:t>
+      </w:r>
+      <w:r>
+        <w:t xml:space="preserve"> </w:t>
+      </w:r>
+      <w:r>
+        <w:t xml:space="preserve">	</w:t>
+      </w:r>
+      <w:r>
+        <w:t xml:space="preserve">Wikipedia contributors,</w:t>
+      </w:r>
+      <w:r>
+        <w:t xml:space="preserve"> </w:t>
+      </w:r>
+      <w:r>
+        <w:t xml:space="preserve">“Rational number —</w:t>
+      </w:r>
+      <w:r>
+        <w:t xml:space="preserve"> </w:t>
+      </w:r>
+      <w:r>
+        <w:t xml:space="preserve">Wikipedia</w:t>
+      </w:r>
+      <w:r>
+        <w:t xml:space="preserve">,</w:t>
+      </w:r>
+      <w:r>
+        <w:t xml:space="preserve"> </w:t>
+      </w:r>
+      <w:r>
+        <w:t xml:space="preserve">the free encyclopedia.”</w:t>
+      </w:r>
+      <w:r>
+        <w:t xml:space="preserve"> </w:t>
+      </w:r>
+      <w:r>
+        <w:t xml:space="preserve">2026. Available:</w:t>
+      </w:r>
+      <w:r>
+        <w:t xml:space="preserve"> </w:t>
+      </w:r>
+      <w:hyperlink r:id="rId41">
+        <w:r>
+          <w:rPr>
+            <w:rStyle w:val="Hyperlink"/>
+          </w:rPr>
+          <w:t xml:space="preserve">https://en.wikipedia.org/wiki/Rational_number</w:t>
+        </w:r>
+      </w:hyperlink>
+    </w:p>
+    <w:bookmarkEnd w:id="42"/>
+    <w:bookmarkStart w:id="44" w:name="ref-wikipedia_real_number"/>
+    <w:p>
+      <w:pPr>
+        <w:pStyle w:val="Bibliography"/>
+      </w:pPr>
+      <w:r>
+        <w:t xml:space="preserve">[5]</w:t>
+      </w:r>
+      <w:r>
+        <w:t xml:space="preserve"> </w:t>
+      </w:r>
+      <w:r>
+        <w:t xml:space="preserve">	</w:t>
+      </w:r>
+      <w:r>
+        <w:t xml:space="preserve">Wikipedia contributors,</w:t>
+      </w:r>
+      <w:r>
+        <w:t xml:space="preserve"> </w:t>
+      </w:r>
+      <w:r>
+        <w:t xml:space="preserve">“Real number —</w:t>
+      </w:r>
+      <w:r>
+        <w:t xml:space="preserve"> </w:t>
+      </w:r>
+      <w:r>
+        <w:t xml:space="preserve">Wikipedia</w:t>
+      </w:r>
+      <w:r>
+        <w:t xml:space="preserve">,</w:t>
+      </w:r>
+      <w:r>
+        <w:t xml:space="preserve"> </w:t>
+      </w:r>
+      <w:r>
+        <w:t xml:space="preserve">the free encyclopedia.”</w:t>
+      </w:r>
+      <w:r>
+        <w:t xml:space="preserve"> </w:t>
+      </w:r>
+      <w:r>
+        <w:t xml:space="preserve">2026. Available:</w:t>
+      </w:r>
+      <w:r>
+        <w:t xml:space="preserve"> </w:t>
+      </w:r>
+      <w:hyperlink r:id="rId43">
+        <w:r>
+          <w:rPr>
+            <w:rStyle w:val="Hyperlink"/>
+          </w:rPr>
+          <w:t xml:space="preserve">https://en.wikipedia.org/wiki/Real_number</w:t>
+        </w:r>
+      </w:hyperlink>
+    </w:p>
+    <w:bookmarkEnd w:id="44"/>
+    <w:bookmarkStart w:id="45" w:name="ref-rudin1976principles"/>
+    <w:p>
+      <w:pPr>
+        <w:pStyle w:val="Bibliography"/>
+      </w:pPr>
+      <w:r>
+        <w:t xml:space="preserve">[6]</w:t>
+      </w:r>
+      <w:r>
+        <w:t xml:space="preserve"> </w:t>
+      </w:r>
+      <w:r>
+        <w:t xml:space="preserve">	</w:t>
+      </w:r>
+      <w:r>
+        <w:t xml:space="preserve">W. Rudin,</w:t>
       </w:r>
       <w:r>
         <w:t xml:space="preserve"> </w:t>
@@ -4515,50 +4714,61 @@
           <w:i/>
           <w:iCs/>
         </w:rPr>
-        <w:t xml:space="preserve">Irrational Number —</w:t>
-      </w:r>
-      <w:r>
-        <w:rPr>
-          <w:i/>
-          <w:iCs/>
-        </w:rPr>
-        <w:t xml:space="preserve"> </w:t>
-      </w:r>
-      <w:r>
-        <w:rPr>
-          <w:i/>
-          <w:iCs/>
-        </w:rPr>
+        <w:t xml:space="preserve">Principles of mathematical analysis</w:t>
+      </w:r>
+      <w:r>
+        <w:t xml:space="preserve">, 3rd ed. in International series in pure and applied mathematics. New York: McGraw-Hill, 1976.</w:t>
+      </w:r>
+    </w:p>
+    <w:bookmarkEnd w:id="45"/>
+    <w:bookmarkStart w:id="47" w:name="ref-wikipedia_irrational_number"/>
+    <w:p>
+      <w:pPr>
+        <w:pStyle w:val="Bibliography"/>
+      </w:pPr>
+      <w:r>
+        <w:t xml:space="preserve">[7]</w:t>
+      </w:r>
+      <w:r>
+        <w:t xml:space="preserve"> </w:t>
+      </w:r>
+      <w:r>
+        <w:t xml:space="preserve">	</w:t>
+      </w:r>
+      <w:r>
+        <w:t xml:space="preserve">Wikipedia contributors,</w:t>
+      </w:r>
+      <w:r>
+        <w:t xml:space="preserve"> </w:t>
+      </w:r>
+      <w:r>
+        <w:t xml:space="preserve">“Irrational number —</w:t>
+      </w:r>
+      <w:r>
+        <w:t xml:space="preserve"> </w:t>
+      </w:r>
+      <w:r>
         <w:t xml:space="preserve">Wikipedia</w:t>
       </w:r>
       <w:r>
-        <w:rPr>
-          <w:i/>
-          <w:iCs/>
-        </w:rPr>
         <w:t xml:space="preserve">,</w:t>
       </w:r>
       <w:r>
-        <w:rPr>
-          <w:i/>
-          <w:iCs/>
-        </w:rPr>
-        <w:t xml:space="preserve"> </w:t>
-      </w:r>
-      <w:r>
-        <w:rPr>
-          <w:i/>
-          <w:iCs/>
-        </w:rPr>
-        <w:t xml:space="preserve">the Free Encyclopedia</w:t>
-      </w:r>
-      <w:r>
-        <w:t xml:space="preserve">.</w:t>
-      </w:r>
-      <w:r>
-        <w:t xml:space="preserve"> </w:t>
-      </w:r>
-      <w:hyperlink r:id="rId38">
+        <w:t xml:space="preserve"> </w:t>
+      </w:r>
+      <w:r>
+        <w:t xml:space="preserve">the free encyclopedia.”</w:t>
+      </w:r>
+      <w:r>
+        <w:t xml:space="preserve"> </w:t>
+      </w:r>
+      <w:r>
+        <w:t xml:space="preserve">2026. Available:</w:t>
+      </w:r>
+      <w:r>
+        <w:t xml:space="preserve"> </w:t>
+      </w:r>
+      <w:hyperlink r:id="rId46">
         <w:r>
           <w:rPr>
             <w:rStyle w:val="Hyperlink"/>
@@ -4566,215 +4776,113 @@
           <w:t xml:space="preserve">https://en.wikipedia.org/wiki/Irrational_number</w:t>
         </w:r>
       </w:hyperlink>
-      <w:r>
-        <w:t xml:space="preserve">.</w:t>
-      </w:r>
-    </w:p>
-    <w:bookmarkEnd w:id="39"/>
-    <w:bookmarkStart w:id="41" w:name="ref-wikipedia_natural_number"/>
+    </w:p>
+    <w:bookmarkEnd w:id="47"/>
+    <w:bookmarkStart w:id="49" w:name="ref-wikipedia_square_root_of_2"/>
     <w:p>
       <w:pPr>
         <w:pStyle w:val="Bibliography"/>
       </w:pPr>
       <w:r>
-        <w:t xml:space="preserve">Wikipedia contributors. 2026c.</w:t>
-      </w:r>
-      <w:r>
-        <w:t xml:space="preserve"> </w:t>
-      </w:r>
-      <w:r>
-        <w:rPr>
-          <w:i/>
-          <w:iCs/>
-        </w:rPr>
-        <w:t xml:space="preserve">Natural Number —</w:t>
-      </w:r>
-      <w:r>
-        <w:rPr>
-          <w:i/>
-          <w:iCs/>
-        </w:rPr>
-        <w:t xml:space="preserve"> </w:t>
-      </w:r>
-      <w:r>
-        <w:rPr>
-          <w:i/>
-          <w:iCs/>
-        </w:rPr>
+        <w:t xml:space="preserve">[8]</w:t>
+      </w:r>
+      <w:r>
+        <w:t xml:space="preserve"> </w:t>
+      </w:r>
+      <w:r>
+        <w:t xml:space="preserve">	</w:t>
+      </w:r>
+      <w:r>
+        <w:t xml:space="preserve">Wikipedia contributors,</w:t>
+      </w:r>
+      <w:r>
+        <w:t xml:space="preserve"> </w:t>
+      </w:r>
+      <w:r>
+        <w:t xml:space="preserve">“Square root of 2 —</w:t>
+      </w:r>
+      <w:r>
+        <w:t xml:space="preserve"> </w:t>
+      </w:r>
+      <w:r>
         <w:t xml:space="preserve">Wikipedia</w:t>
       </w:r>
       <w:r>
-        <w:rPr>
-          <w:i/>
-          <w:iCs/>
-        </w:rPr>
         <w:t xml:space="preserve">,</w:t>
       </w:r>
       <w:r>
-        <w:rPr>
-          <w:i/>
-          <w:iCs/>
-        </w:rPr>
-        <w:t xml:space="preserve"> </w:t>
-      </w:r>
-      <w:r>
-        <w:rPr>
-          <w:i/>
-          <w:iCs/>
-        </w:rPr>
-        <w:t xml:space="preserve">the Free Encyclopedia</w:t>
-      </w:r>
-      <w:r>
-        <w:t xml:space="preserve">.</w:t>
-      </w:r>
-      <w:r>
-        <w:t xml:space="preserve"> </w:t>
-      </w:r>
-      <w:hyperlink r:id="rId40">
+        <w:t xml:space="preserve"> </w:t>
+      </w:r>
+      <w:r>
+        <w:t xml:space="preserve">the free encyclopedia.”</w:t>
+      </w:r>
+      <w:r>
+        <w:t xml:space="preserve"> </w:t>
+      </w:r>
+      <w:r>
+        <w:t xml:space="preserve">2026. Available:</w:t>
+      </w:r>
+      <w:r>
+        <w:t xml:space="preserve"> </w:t>
+      </w:r>
+      <w:hyperlink r:id="rId48">
         <w:r>
           <w:rPr>
             <w:rStyle w:val="Hyperlink"/>
           </w:rPr>
-          <w:t xml:space="preserve">https://en.wikipedia.org/wiki/Natural_number</w:t>
+          <w:t xml:space="preserve">https://en.wikipedia.org/wiki/Square_root_of_2</w:t>
         </w:r>
       </w:hyperlink>
-      <w:r>
-        <w:t xml:space="preserve">.</w:t>
-      </w:r>
-    </w:p>
-    <w:bookmarkEnd w:id="41"/>
-    <w:bookmarkStart w:id="43" w:name="ref-wikipedia_parity_mathematics"/>
+    </w:p>
+    <w:bookmarkEnd w:id="49"/>
+    <w:bookmarkStart w:id="51" w:name="X2c662dceb8d7725560ab90b673a0a1289c21e20"/>
     <w:p>
       <w:pPr>
         <w:pStyle w:val="Bibliography"/>
       </w:pPr>
       <w:r>
-        <w:t xml:space="preserve">Wikipedia contributors. 2026d.</w:t>
-      </w:r>
-      <w:r>
-        <w:t xml:space="preserve"> </w:t>
-      </w:r>
-      <w:r>
-        <w:rPr>
-          <w:i/>
-          <w:iCs/>
-        </w:rPr>
-        <w:t xml:space="preserve">Parity (Mathematics) —</w:t>
-      </w:r>
-      <w:r>
-        <w:rPr>
-          <w:i/>
-          <w:iCs/>
-        </w:rPr>
-        <w:t xml:space="preserve"> </w:t>
-      </w:r>
-      <w:r>
-        <w:rPr>
-          <w:i/>
-          <w:iCs/>
-        </w:rPr>
+        <w:t xml:space="preserve">[9]</w:t>
+      </w:r>
+      <w:r>
+        <w:t xml:space="preserve"> </w:t>
+      </w:r>
+      <w:r>
+        <w:t xml:space="preserve">	</w:t>
+      </w:r>
+      <w:r>
+        <w:t xml:space="preserve">Wikipedia contributors,</w:t>
+      </w:r>
+      <w:r>
+        <w:t xml:space="preserve"> </w:t>
+      </w:r>
+      <w:r>
+        <w:t xml:space="preserve">“Proof that pi is irrational —</w:t>
+      </w:r>
+      <w:r>
+        <w:t xml:space="preserve"> </w:t>
+      </w:r>
+      <w:r>
         <w:t xml:space="preserve">Wikipedia</w:t>
       </w:r>
       <w:r>
-        <w:rPr>
-          <w:i/>
-          <w:iCs/>
-        </w:rPr>
         <w:t xml:space="preserve">,</w:t>
       </w:r>
       <w:r>
-        <w:rPr>
-          <w:i/>
-          <w:iCs/>
-        </w:rPr>
-        <w:t xml:space="preserve"> </w:t>
-      </w:r>
-      <w:r>
-        <w:rPr>
-          <w:i/>
-          <w:iCs/>
-        </w:rPr>
-        <w:t xml:space="preserve">the Free Encyclopedia</w:t>
-      </w:r>
-      <w:r>
-        <w:t xml:space="preserve">.</w:t>
-      </w:r>
-      <w:r>
-        <w:t xml:space="preserve"> </w:t>
-      </w:r>
-      <w:hyperlink r:id="rId42">
-        <w:r>
-          <w:rPr>
-            <w:rStyle w:val="Hyperlink"/>
-          </w:rPr>
-          <w:t xml:space="preserve">https://en.wikipedia.org/wiki/Parity_(mathematics)</w:t>
-        </w:r>
-      </w:hyperlink>
-      <w:r>
-        <w:t xml:space="preserve">.</w:t>
-      </w:r>
-    </w:p>
-    <w:bookmarkEnd w:id="43"/>
-    <w:bookmarkStart w:id="45" w:name="X2c662dceb8d7725560ab90b673a0a1289c21e20"/>
-    <w:p>
-      <w:pPr>
-        <w:pStyle w:val="Bibliography"/>
-      </w:pPr>
-      <w:r>
-        <w:t xml:space="preserve">Wikipedia contributors. 2026e.</w:t>
-      </w:r>
-      <w:r>
-        <w:t xml:space="preserve"> </w:t>
-      </w:r>
-      <w:r>
-        <w:rPr>
-          <w:i/>
-          <w:iCs/>
-        </w:rPr>
-        <w:t xml:space="preserve">Proof That Pi Is Irrational —</w:t>
-      </w:r>
-      <w:r>
-        <w:rPr>
-          <w:i/>
-          <w:iCs/>
-        </w:rPr>
-        <w:t xml:space="preserve"> </w:t>
-      </w:r>
-      <w:r>
-        <w:rPr>
-          <w:i/>
-          <w:iCs/>
-        </w:rPr>
-        <w:t xml:space="preserve">Wikipedia</w:t>
-      </w:r>
-      <w:r>
-        <w:rPr>
-          <w:i/>
-          <w:iCs/>
-        </w:rPr>
-        <w:t xml:space="preserve">,</w:t>
-      </w:r>
-      <w:r>
-        <w:rPr>
-          <w:i/>
-          <w:iCs/>
-        </w:rPr>
-        <w:t xml:space="preserve"> </w:t>
-      </w:r>
-      <w:r>
-        <w:rPr>
-          <w:i/>
-          <w:iCs/>
-        </w:rPr>
-        <w:t xml:space="preserve">the Free Encyclopedia</w:t>
-      </w:r>
-      <w:r>
-        <w:t xml:space="preserve">.</w:t>
-      </w:r>
-      <w:r>
-        <w:t xml:space="preserve"> </w:t>
-      </w:r>
-      <w:hyperlink r:id="rId44">
+        <w:t xml:space="preserve"> </w:t>
+      </w:r>
+      <w:r>
+        <w:t xml:space="preserve">the free encyclopedia.”</w:t>
+      </w:r>
+      <w:r>
+        <w:t xml:space="preserve"> </w:t>
+      </w:r>
+      <w:r>
+        <w:t xml:space="preserve">2026. Available:</w:t>
+      </w:r>
+      <w:r>
+        <w:t xml:space="preserve"> </w:t>
+      </w:r>
+      <w:hyperlink r:id="rId50">
         <w:r>
           <w:rPr>
             <w:rStyle w:val="Hyperlink"/>
@@ -4782,225 +4890,6 @@
           <w:t xml:space="preserve">https://en.wikipedia.org/wiki/Proof_that_%CF%80_is_irrational</w:t>
         </w:r>
       </w:hyperlink>
-      <w:r>
-        <w:t xml:space="preserve">.</w:t>
-      </w:r>
-    </w:p>
-    <w:bookmarkEnd w:id="45"/>
-    <w:bookmarkStart w:id="47" w:name="ref-wikipedia_rational_number"/>
-    <w:p>
-      <w:pPr>
-        <w:pStyle w:val="Bibliography"/>
-      </w:pPr>
-      <w:r>
-        <w:t xml:space="preserve">Wikipedia contributors. 2026f.</w:t>
-      </w:r>
-      <w:r>
-        <w:t xml:space="preserve"> </w:t>
-      </w:r>
-      <w:r>
-        <w:rPr>
-          <w:i/>
-          <w:iCs/>
-        </w:rPr>
-        <w:t xml:space="preserve">Rational Number —</w:t>
-      </w:r>
-      <w:r>
-        <w:rPr>
-          <w:i/>
-          <w:iCs/>
-        </w:rPr>
-        <w:t xml:space="preserve"> </w:t>
-      </w:r>
-      <w:r>
-        <w:rPr>
-          <w:i/>
-          <w:iCs/>
-        </w:rPr>
-        <w:t xml:space="preserve">Wikipedia</w:t>
-      </w:r>
-      <w:r>
-        <w:rPr>
-          <w:i/>
-          <w:iCs/>
-        </w:rPr>
-        <w:t xml:space="preserve">,</w:t>
-      </w:r>
-      <w:r>
-        <w:rPr>
-          <w:i/>
-          <w:iCs/>
-        </w:rPr>
-        <w:t xml:space="preserve"> </w:t>
-      </w:r>
-      <w:r>
-        <w:rPr>
-          <w:i/>
-          <w:iCs/>
-        </w:rPr>
-        <w:t xml:space="preserve">the Free Encyclopedia</w:t>
-      </w:r>
-      <w:r>
-        <w:t xml:space="preserve">.</w:t>
-      </w:r>
-      <w:r>
-        <w:t xml:space="preserve"> </w:t>
-      </w:r>
-      <w:hyperlink r:id="rId46">
-        <w:r>
-          <w:rPr>
-            <w:rStyle w:val="Hyperlink"/>
-          </w:rPr>
-          <w:t xml:space="preserve">https://en.wikipedia.org/wiki/Rational_number</w:t>
-        </w:r>
-      </w:hyperlink>
-      <w:r>
-        <w:t xml:space="preserve">.</w:t>
-      </w:r>
-    </w:p>
-    <w:bookmarkEnd w:id="47"/>
-    <w:bookmarkStart w:id="49" w:name="ref-wikipedia_real_number"/>
-    <w:p>
-      <w:pPr>
-        <w:pStyle w:val="Bibliography"/>
-      </w:pPr>
-      <w:r>
-        <w:t xml:space="preserve">Wikipedia contributors. 2026g.</w:t>
-      </w:r>
-      <w:r>
-        <w:t xml:space="preserve"> </w:t>
-      </w:r>
-      <w:r>
-        <w:rPr>
-          <w:i/>
-          <w:iCs/>
-        </w:rPr>
-        <w:t xml:space="preserve">Real Number —</w:t>
-      </w:r>
-      <w:r>
-        <w:rPr>
-          <w:i/>
-          <w:iCs/>
-        </w:rPr>
-        <w:t xml:space="preserve"> </w:t>
-      </w:r>
-      <w:r>
-        <w:rPr>
-          <w:i/>
-          <w:iCs/>
-        </w:rPr>
-        <w:t xml:space="preserve">Wikipedia</w:t>
-      </w:r>
-      <w:r>
-        <w:rPr>
-          <w:i/>
-          <w:iCs/>
-        </w:rPr>
-        <w:t xml:space="preserve">,</w:t>
-      </w:r>
-      <w:r>
-        <w:rPr>
-          <w:i/>
-          <w:iCs/>
-        </w:rPr>
-        <w:t xml:space="preserve"> </w:t>
-      </w:r>
-      <w:r>
-        <w:rPr>
-          <w:i/>
-          <w:iCs/>
-        </w:rPr>
-        <w:t xml:space="preserve">the Free Encyclopedia</w:t>
-      </w:r>
-      <w:r>
-        <w:t xml:space="preserve">.</w:t>
-      </w:r>
-      <w:r>
-        <w:t xml:space="preserve"> </w:t>
-      </w:r>
-      <w:hyperlink r:id="rId48">
-        <w:r>
-          <w:rPr>
-            <w:rStyle w:val="Hyperlink"/>
-          </w:rPr>
-          <w:t xml:space="preserve">https://en.wikipedia.org/wiki/Real_number</w:t>
-        </w:r>
-      </w:hyperlink>
-      <w:r>
-        <w:t xml:space="preserve">.</w:t>
-      </w:r>
-    </w:p>
-    <w:bookmarkEnd w:id="49"/>
-    <w:bookmarkStart w:id="51" w:name="ref-wikipedia_square_root_of_2"/>
-    <w:p>
-      <w:pPr>
-        <w:pStyle w:val="Bibliography"/>
-      </w:pPr>
-      <w:r>
-        <w:t xml:space="preserve">Wikipedia contributors. 2026h.</w:t>
-      </w:r>
-      <w:r>
-        <w:t xml:space="preserve"> </w:t>
-      </w:r>
-      <w:r>
-        <w:rPr>
-          <w:i/>
-          <w:iCs/>
-        </w:rPr>
-        <w:t xml:space="preserve">Square Root of 2 —</w:t>
-      </w:r>
-      <w:r>
-        <w:rPr>
-          <w:i/>
-          <w:iCs/>
-        </w:rPr>
-        <w:t xml:space="preserve"> </w:t>
-      </w:r>
-      <w:r>
-        <w:rPr>
-          <w:i/>
-          <w:iCs/>
-        </w:rPr>
-        <w:t xml:space="preserve">Wikipedia</w:t>
-      </w:r>
-      <w:r>
-        <w:rPr>
-          <w:i/>
-          <w:iCs/>
-        </w:rPr>
-        <w:t xml:space="preserve">,</w:t>
-      </w:r>
-      <w:r>
-        <w:rPr>
-          <w:i/>
-          <w:iCs/>
-        </w:rPr>
-        <w:t xml:space="preserve"> </w:t>
-      </w:r>
-      <w:r>
-        <w:rPr>
-          <w:i/>
-          <w:iCs/>
-        </w:rPr>
-        <w:t xml:space="preserve">the Free Encyclopedia</w:t>
-      </w:r>
-      <w:r>
-        <w:t xml:space="preserve">.</w:t>
-      </w:r>
-      <w:r>
-        <w:t xml:space="preserve"> </w:t>
-      </w:r>
-      <w:hyperlink r:id="rId50">
-        <w:r>
-          <w:rPr>
-            <w:rStyle w:val="Hyperlink"/>
-          </w:rPr>
-          <w:t xml:space="preserve">https://en.wikipedia.org/wiki/Square_root_of_2</w:t>
-        </w:r>
-      </w:hyperlink>
-      <w:r>
-        <w:t xml:space="preserve">.</w:t>
-      </w:r>
     </w:p>
     <w:bookmarkEnd w:id="51"/>
     <w:bookmarkEnd w:id="52"/>

--- a/number-systems.docx
+++ b/number-systems.docx
@@ -15,7 +15,7 @@
         <w:pStyle w:val="Date"/>
       </w:pPr>
       <w:r>
-        <w:t xml:space="preserve">Last modified: 2026-10-18 11:27:44 (PDT)</w:t>
+        <w:t xml:space="preserve">Last modified: 2026-10-18 13:21:32 (PDT)</w:t>
       </w:r>
     </w:p>
     <w:p>
@@ -2961,7 +2961,7 @@
       </w:tr>
     </w:tbl>
     <w:bookmarkEnd w:id="25"/>
-    <w:bookmarkStart w:id="34" w:name="sec-notation-reals"/>
+    <w:bookmarkStart w:id="52" w:name="sec-notation-reals"/>
     <w:p>
       <w:pPr>
         <w:pStyle w:val="Heading2"/>
@@ -4257,156 +4257,10 @@
       </w:r>
     </w:p>
     <w:bookmarkEnd w:id="33"/>
-    <w:bookmarkEnd w:id="34"/>
-    <w:bookmarkStart w:id="53" w:name="further-reading"/>
+    <w:bookmarkStart w:id="51" w:name="refs"/>
+    <w:bookmarkStart w:id="35" w:name="ref-wikipedia_integer"/>
     <w:p>
       <w:pPr>
-        <w:pStyle w:val="Heading2"/>
-      </w:pPr>
-      <w:r>
-        <w:t xml:space="preserve">Further reading</w:t>
-      </w:r>
-    </w:p>
-    <w:p>
-      <w:pPr>
-        <w:numPr>
-          <w:ilvl w:val="0"/>
-          <w:numId w:val="1009"/>
-        </w:numPr>
-      </w:pPr>
-      <w:r>
-        <w:t xml:space="preserve">Wikipedia contributors [1]</w:t>
-      </w:r>
-      <w:r>
-        <w:t xml:space="preserve"> </w:t>
-      </w:r>
-      <w:r>
-        <w:t xml:space="preserve">— the integers</w:t>
-      </w:r>
-    </w:p>
-    <w:p>
-      <w:pPr>
-        <w:numPr>
-          <w:ilvl w:val="0"/>
-          <w:numId w:val="1009"/>
-        </w:numPr>
-      </w:pPr>
-      <w:r>
-        <w:t xml:space="preserve">Wikipedia contributors [2]</w:t>
-      </w:r>
-      <w:r>
-        <w:t xml:space="preserve"> </w:t>
-      </w:r>
-      <w:r>
-        <w:t xml:space="preserve">— even and odd numbers</w:t>
-      </w:r>
-    </w:p>
-    <w:p>
-      <w:pPr>
-        <w:numPr>
-          <w:ilvl w:val="0"/>
-          <w:numId w:val="1009"/>
-        </w:numPr>
-      </w:pPr>
-      <w:r>
-        <w:t xml:space="preserve">Wikipedia contributors [3]</w:t>
-      </w:r>
-      <w:r>
-        <w:t xml:space="preserve"> </w:t>
-      </w:r>
-      <w:r>
-        <w:t xml:space="preserve">— the natural numbers and their conventions</w:t>
-      </w:r>
-    </w:p>
-    <w:p>
-      <w:pPr>
-        <w:numPr>
-          <w:ilvl w:val="0"/>
-          <w:numId w:val="1009"/>
-        </w:numPr>
-      </w:pPr>
-      <w:r>
-        <w:t xml:space="preserve">Wikipedia contributors [4]</w:t>
-      </w:r>
-      <w:r>
-        <w:t xml:space="preserve"> </w:t>
-      </w:r>
-      <w:r>
-        <w:t xml:space="preserve">— the rational numbers</w:t>
-      </w:r>
-    </w:p>
-    <w:p>
-      <w:pPr>
-        <w:numPr>
-          <w:ilvl w:val="0"/>
-          <w:numId w:val="1009"/>
-        </w:numPr>
-      </w:pPr>
-      <w:r>
-        <w:t xml:space="preserve">Wikipedia contributors [5]</w:t>
-      </w:r>
-      <w:r>
-        <w:t xml:space="preserve"> </w:t>
-      </w:r>
-      <w:r>
-        <w:t xml:space="preserve">— the real numbers and their constructions</w:t>
-      </w:r>
-    </w:p>
-    <w:p>
-      <w:pPr>
-        <w:numPr>
-          <w:ilvl w:val="0"/>
-          <w:numId w:val="1009"/>
-        </w:numPr>
-      </w:pPr>
-      <w:r>
-        <w:t xml:space="preserve">Wikipedia contributors [7]</w:t>
-      </w:r>
-      <w:r>
-        <w:t xml:space="preserve"> </w:t>
-      </w:r>
-      <w:r>
-        <w:t xml:space="preserve">— irrational numbers</w:t>
-      </w:r>
-    </w:p>
-    <w:p>
-      <w:pPr>
-        <w:numPr>
-          <w:ilvl w:val="0"/>
-          <w:numId w:val="1009"/>
-        </w:numPr>
-      </w:pPr>
-      <w:r>
-        <w:t xml:space="preserve">Wikipedia contributors [8]</w:t>
-      </w:r>
-      <w:r>
-        <w:t xml:space="preserve"> </w:t>
-      </w:r>
-      <w:r>
-        <w:t xml:space="preserve">— the square root of 2</w:t>
-      </w:r>
-    </w:p>
-    <w:p>
-      <w:pPr>
-        <w:numPr>
-          <w:ilvl w:val="0"/>
-          <w:numId w:val="1009"/>
-        </w:numPr>
-      </w:pPr>
-      <w:r>
-        <w:t xml:space="preserve">Wikipedia contributors [9]</w:t>
-      </w:r>
-      <w:r>
-        <w:t xml:space="preserve"> </w:t>
-      </w:r>
-      <w:r>
-        <w:t xml:space="preserve">— proofs that pi is irrational</w:t>
-      </w:r>
-    </w:p>
-    <w:bookmarkStart w:id="52" w:name="refs"/>
-    <w:bookmarkStart w:id="36" w:name="ref-wikipedia_integer"/>
-    <w:p>
-      <w:pPr>
         <w:pStyle w:val="Bibliography"/>
       </w:pPr>
       <w:r>
@@ -4451,7 +4305,7 @@
       <w:r>
         <w:t xml:space="preserve"> </w:t>
       </w:r>
-      <w:hyperlink r:id="rId35">
+      <w:hyperlink r:id="rId34">
         <w:r>
           <w:rPr>
             <w:rStyle w:val="Hyperlink"/>
@@ -4460,8 +4314,8 @@
         </w:r>
       </w:hyperlink>
     </w:p>
-    <w:bookmarkEnd w:id="36"/>
-    <w:bookmarkStart w:id="38" w:name="ref-wikipedia_parity_mathematics"/>
+    <w:bookmarkEnd w:id="35"/>
+    <w:bookmarkStart w:id="37" w:name="ref-wikipedia_parity_mathematics"/>
     <w:p>
       <w:pPr>
         <w:pStyle w:val="Bibliography"/>
@@ -4508,7 +4362,7 @@
       <w:r>
         <w:t xml:space="preserve"> </w:t>
       </w:r>
-      <w:hyperlink r:id="rId37">
+      <w:hyperlink r:id="rId36">
         <w:r>
           <w:rPr>
             <w:rStyle w:val="Hyperlink"/>
@@ -4517,8 +4371,8 @@
         </w:r>
       </w:hyperlink>
     </w:p>
-    <w:bookmarkEnd w:id="38"/>
-    <w:bookmarkStart w:id="40" w:name="ref-wikipedia_natural_number"/>
+    <w:bookmarkEnd w:id="37"/>
+    <w:bookmarkStart w:id="39" w:name="ref-wikipedia_natural_number"/>
     <w:p>
       <w:pPr>
         <w:pStyle w:val="Bibliography"/>
@@ -4565,7 +4419,7 @@
       <w:r>
         <w:t xml:space="preserve"> </w:t>
       </w:r>
-      <w:hyperlink r:id="rId39">
+      <w:hyperlink r:id="rId38">
         <w:r>
           <w:rPr>
             <w:rStyle w:val="Hyperlink"/>
@@ -4574,8 +4428,8 @@
         </w:r>
       </w:hyperlink>
     </w:p>
-    <w:bookmarkEnd w:id="40"/>
-    <w:bookmarkStart w:id="42" w:name="ref-wikipedia_rational_number"/>
+    <w:bookmarkEnd w:id="39"/>
+    <w:bookmarkStart w:id="41" w:name="ref-wikipedia_rational_number"/>
     <w:p>
       <w:pPr>
         <w:pStyle w:val="Bibliography"/>
@@ -4622,7 +4476,7 @@
       <w:r>
         <w:t xml:space="preserve"> </w:t>
       </w:r>
-      <w:hyperlink r:id="rId41">
+      <w:hyperlink r:id="rId40">
         <w:r>
           <w:rPr>
             <w:rStyle w:val="Hyperlink"/>
@@ -4631,8 +4485,8 @@
         </w:r>
       </w:hyperlink>
     </w:p>
-    <w:bookmarkEnd w:id="42"/>
-    <w:bookmarkStart w:id="44" w:name="ref-wikipedia_real_number"/>
+    <w:bookmarkEnd w:id="41"/>
+    <w:bookmarkStart w:id="43" w:name="ref-wikipedia_real_number"/>
     <w:p>
       <w:pPr>
         <w:pStyle w:val="Bibliography"/>
@@ -4679,7 +4533,7 @@
       <w:r>
         <w:t xml:space="preserve"> </w:t>
       </w:r>
-      <w:hyperlink r:id="rId43">
+      <w:hyperlink r:id="rId42">
         <w:r>
           <w:rPr>
             <w:rStyle w:val="Hyperlink"/>
@@ -4688,8 +4542,8 @@
         </w:r>
       </w:hyperlink>
     </w:p>
-    <w:bookmarkEnd w:id="44"/>
-    <w:bookmarkStart w:id="45" w:name="ref-rudin1976principles"/>
+    <w:bookmarkEnd w:id="43"/>
+    <w:bookmarkStart w:id="44" w:name="ref-rudin1976principles"/>
     <w:p>
       <w:pPr>
         <w:pStyle w:val="Bibliography"/>
@@ -4720,8 +4574,8 @@
         <w:t xml:space="preserve">, 3rd ed. in International series in pure and applied mathematics. New York: McGraw-Hill, 1976.</w:t>
       </w:r>
     </w:p>
-    <w:bookmarkEnd w:id="45"/>
-    <w:bookmarkStart w:id="47" w:name="ref-wikipedia_irrational_number"/>
+    <w:bookmarkEnd w:id="44"/>
+    <w:bookmarkStart w:id="46" w:name="ref-wikipedia_irrational_number"/>
     <w:p>
       <w:pPr>
         <w:pStyle w:val="Bibliography"/>
@@ -4768,7 +4622,7 @@
       <w:r>
         <w:t xml:space="preserve"> </w:t>
       </w:r>
-      <w:hyperlink r:id="rId46">
+      <w:hyperlink r:id="rId45">
         <w:r>
           <w:rPr>
             <w:rStyle w:val="Hyperlink"/>
@@ -4777,8 +4631,8 @@
         </w:r>
       </w:hyperlink>
     </w:p>
-    <w:bookmarkEnd w:id="47"/>
-    <w:bookmarkStart w:id="49" w:name="ref-wikipedia_square_root_of_2"/>
+    <w:bookmarkEnd w:id="46"/>
+    <w:bookmarkStart w:id="48" w:name="ref-wikipedia_square_root_of_2"/>
     <w:p>
       <w:pPr>
         <w:pStyle w:val="Bibliography"/>
@@ -4825,7 +4679,7 @@
       <w:r>
         <w:t xml:space="preserve"> </w:t>
       </w:r>
-      <w:hyperlink r:id="rId48">
+      <w:hyperlink r:id="rId47">
         <w:r>
           <w:rPr>
             <w:rStyle w:val="Hyperlink"/>
@@ -4834,8 +4688,8 @@
         </w:r>
       </w:hyperlink>
     </w:p>
-    <w:bookmarkEnd w:id="49"/>
-    <w:bookmarkStart w:id="51" w:name="X2c662dceb8d7725560ab90b673a0a1289c21e20"/>
+    <w:bookmarkEnd w:id="48"/>
+    <w:bookmarkStart w:id="50" w:name="X2c662dceb8d7725560ab90b673a0a1289c21e20"/>
     <w:p>
       <w:pPr>
         <w:pStyle w:val="Bibliography"/>
@@ -4882,7 +4736,7 @@
       <w:r>
         <w:t xml:space="preserve"> </w:t>
       </w:r>
-      <w:hyperlink r:id="rId50">
+      <w:hyperlink r:id="rId49">
         <w:r>
           <w:rPr>
             <w:rStyle w:val="Hyperlink"/>
@@ -4891,9 +4745,9 @@
         </w:r>
       </w:hyperlink>
     </w:p>
+    <w:bookmarkEnd w:id="50"/>
     <w:bookmarkEnd w:id="51"/>
     <w:bookmarkEnd w:id="52"/>
-    <w:bookmarkEnd w:id="53"/>
     <w:sectPr>
       <w:footnotePr>
         <w:numRestart w:val="eachSect"/>
@@ -5132,9 +4986,6 @@
     <w:abstractNumId w:val="991"/>
   </w:num>
   <w:num w:numId="1008">
-    <w:abstractNumId w:val="991"/>
-  </w:num>
-  <w:num w:numId="1009">
     <w:abstractNumId w:val="991"/>
   </w:num>
 </w:numbering>

--- a/number-systems.docx
+++ b/number-systems.docx
@@ -15,7 +15,7 @@
         <w:pStyle w:val="Date"/>
       </w:pPr>
       <w:r>
-        <w:t xml:space="preserve">Last modified: 2026-10-18 13:21:32 (PDT)</w:t>
+        <w:t xml:space="preserve">Last modified: 2026-10-18 16:43:42 (PDT)</w:t>
       </w:r>
     </w:p>
     <w:p>

--- a/number-systems.docx
+++ b/number-systems.docx
@@ -15,7 +15,7 @@
         <w:pStyle w:val="Date"/>
       </w:pPr>
       <w:r>
-        <w:t xml:space="preserve">Last modified: 2026-10-18 16:43:42 (PDT)</w:t>
+        <w:t xml:space="preserve">Last modified: 2026-10-19 00:47:50 (PDT)</w:t>
       </w:r>
     </w:p>
     <w:p>

--- a/number-systems.docx
+++ b/number-systems.docx
@@ -15,7 +15,7 @@
         <w:pStyle w:val="Date"/>
       </w:pPr>
       <w:r>
-        <w:t xml:space="preserve">Last modified: 2026-10-19 00:47:50 (PDT)</w:t>
+        <w:t xml:space="preserve">Last modified: 2026-10-19 02:15:55 (PDT)</w:t>
       </w:r>
     </w:p>
     <w:p>

--- a/number-systems.docx
+++ b/number-systems.docx
@@ -15,7 +15,7 @@
         <w:pStyle w:val="Date"/>
       </w:pPr>
       <w:r>
-        <w:t xml:space="preserve">Last modified: 2026-10-19 02:15:55 (PDT)</w:t>
+        <w:t xml:space="preserve">Last modified: 2026-10-19 03:23:43 (PDT)</w:t>
       </w:r>
     </w:p>
     <w:p>

--- a/number-systems.docx
+++ b/number-systems.docx
@@ -15,7 +15,7 @@
         <w:pStyle w:val="Date"/>
       </w:pPr>
       <w:r>
-        <w:t xml:space="preserve">Last modified: 2026-10-19 03:23:43 (PDT)</w:t>
+        <w:t xml:space="preserve">Last modified: 2026-10-19 04:41:29 (PDT)</w:t>
       </w:r>
     </w:p>
     <w:p>

--- a/number-systems.docx
+++ b/number-systems.docx
@@ -15,7 +15,7 @@
         <w:pStyle w:val="Date"/>
       </w:pPr>
       <w:r>
-        <w:t xml:space="preserve">Last modified: 2026-10-19 04:41:29 (PDT)</w:t>
+        <w:t xml:space="preserve">Last modified: 2026-10-19 05:58:02 (PDT)</w:t>
       </w:r>
     </w:p>
     <w:p>

--- a/number-systems.docx
+++ b/number-systems.docx
@@ -15,7 +15,7 @@
         <w:pStyle w:val="Date"/>
       </w:pPr>
       <w:r>
-        <w:t xml:space="preserve">Last modified: 2026-10-19 05:58:02 (PDT)</w:t>
+        <w:t xml:space="preserve">Last modified: 2026-10-19 09:38:56 (PDT)</w:t>
       </w:r>
     </w:p>
     <w:p>

--- a/number-systems.docx
+++ b/number-systems.docx
@@ -15,7 +15,7 @@
         <w:pStyle w:val="Date"/>
       </w:pPr>
       <w:r>
-        <w:t xml:space="preserve">Last modified: 2026-10-19 09:38:56 (PDT)</w:t>
+        <w:t xml:space="preserve">Last modified: 2026-10-19 11:02:25 (PDT)</w:t>
       </w:r>
     </w:p>
     <w:p>

--- a/number-systems.docx
+++ b/number-systems.docx
@@ -15,7 +15,7 @@
         <w:pStyle w:val="Date"/>
       </w:pPr>
       <w:r>
-        <w:t xml:space="preserve">Last modified: 2026-10-19 11:02:25 (PDT)</w:t>
+        <w:t xml:space="preserve">Last modified: 2026-10-19 12:33:15 (PDT)</w:t>
       </w:r>
     </w:p>
     <w:p>

--- a/number-systems.docx
+++ b/number-systems.docx
@@ -15,7 +15,7 @@
         <w:pStyle w:val="Date"/>
       </w:pPr>
       <w:r>
-        <w:t xml:space="preserve">Last modified: 2026-10-19 12:33:15 (PDT)</w:t>
+        <w:t xml:space="preserve">Last modified: 2026-10-19 23:31:34 (PDT)</w:t>
       </w:r>
     </w:p>
     <w:p>

--- a/number-systems.docx
+++ b/number-systems.docx
@@ -15,7 +15,7 @@
         <w:pStyle w:val="Date"/>
       </w:pPr>
       <w:r>
-        <w:t xml:space="preserve">Last modified: 2026-10-19 23:31:34 (PDT)</w:t>
+        <w:t xml:space="preserve">Last modified: 2026-10-20 00:42:48 (PDT)</w:t>
       </w:r>
     </w:p>
     <w:p>

--- a/number-systems.docx
+++ b/number-systems.docx
@@ -15,7 +15,7 @@
         <w:pStyle w:val="Date"/>
       </w:pPr>
       <w:r>
-        <w:t xml:space="preserve">Last modified: 2026-10-20 00:42:48 (PDT)</w:t>
+        <w:t xml:space="preserve">Last modified: 2026-10-21 13:11:08 (PDT)</w:t>
       </w:r>
     </w:p>
     <w:p>

--- a/number-systems.docx
+++ b/number-systems.docx
@@ -15,7 +15,7 @@
         <w:pStyle w:val="Date"/>
       </w:pPr>
       <w:r>
-        <w:t xml:space="preserve">Last modified: 2026-10-21 13:11:08 (PDT)</w:t>
+        <w:t xml:space="preserve">Last modified: 2026-10-21 14:24:09 (PDT)</w:t>
       </w:r>
     </w:p>
     <w:p>

--- a/number-systems.docx
+++ b/number-systems.docx
@@ -15,7 +15,7 @@
         <w:pStyle w:val="Date"/>
       </w:pPr>
       <w:r>
-        <w:t xml:space="preserve">Last modified: 2026-10-21 14:24:09 (PDT)</w:t>
+        <w:t xml:space="preserve">Last modified: 2026-10-22 00:50:13 (PDT)</w:t>
       </w:r>
     </w:p>
     <w:p>

--- a/number-systems.docx
+++ b/number-systems.docx
@@ -15,7 +15,7 @@
         <w:pStyle w:val="Date"/>
       </w:pPr>
       <w:r>
-        <w:t xml:space="preserve">Last modified: 2026-10-22 00:50:13 (PDT)</w:t>
+        <w:t xml:space="preserve">Last modified: 2026-10-22 08:26:35 (PDT)</w:t>
       </w:r>
     </w:p>
     <w:p>

--- a/number-systems.docx
+++ b/number-systems.docx
@@ -15,7 +15,7 @@
         <w:pStyle w:val="Date"/>
       </w:pPr>
       <w:r>
-        <w:t xml:space="preserve">Last modified: 2026-10-22 08:26:35 (PDT)</w:t>
+        <w:t xml:space="preserve">Last modified: 2026-10-22 09:50:17 (PDT)</w:t>
       </w:r>
     </w:p>
     <w:p>

--- a/number-systems.docx
+++ b/number-systems.docx
@@ -15,7 +15,7 @@
         <w:pStyle w:val="Date"/>
       </w:pPr>
       <w:r>
-        <w:t xml:space="preserve">Last modified: 2026-10-22 09:50:17 (PDT)</w:t>
+        <w:t xml:space="preserve">Last modified: 2026-10-22 11:05:55 (PDT)</w:t>
       </w:r>
     </w:p>
     <w:p>

--- a/number-systems.docx
+++ b/number-systems.docx
@@ -15,7 +15,7 @@
         <w:pStyle w:val="Date"/>
       </w:pPr>
       <w:r>
-        <w:t xml:space="preserve">Last modified: 2026-10-24 15:35:26 (PDT)</w:t>
+        <w:t xml:space="preserve">Last modified: 2026-10-24 20:19:00 (PDT)</w:t>
       </w:r>
     </w:p>
     <w:p>

--- a/number-systems.docx
+++ b/number-systems.docx
@@ -15,7 +15,7 @@
         <w:pStyle w:val="Date"/>
       </w:pPr>
       <w:r>
-        <w:t xml:space="preserve">Last modified: 2026-10-24 20:19:00 (PDT)</w:t>
+        <w:t xml:space="preserve">Last modified: 2026-10-25 16:46:34 (PDT)</w:t>
       </w:r>
     </w:p>
     <w:p>

--- a/number-systems.docx
+++ b/number-systems.docx
@@ -15,7 +15,7 @@
         <w:pStyle w:val="Date"/>
       </w:pPr>
       <w:r>
-        <w:t xml:space="preserve">Last modified: 2026-10-25 16:46:34 (PDT)</w:t>
+        <w:t xml:space="preserve">Last modified: 2026-10-25 18:01:14 (PDT)</w:t>
       </w:r>
     </w:p>
     <w:p>

--- a/number-systems.docx
+++ b/number-systems.docx
@@ -15,7 +15,7 @@
         <w:pStyle w:val="Date"/>
       </w:pPr>
       <w:r>
-        <w:t xml:space="preserve">Last modified: 2026-10-25 18:01:14 (PDT)</w:t>
+        <w:t xml:space="preserve">Last modified: 2026-10-26 02:21:32 (PDT)</w:t>
       </w:r>
     </w:p>
     <w:p>

--- a/number-systems.docx
+++ b/number-systems.docx
@@ -15,7 +15,7 @@
         <w:pStyle w:val="Date"/>
       </w:pPr>
       <w:r>
-        <w:t xml:space="preserve">Last modified: 2026-10-26 02:21:32 (PDT)</w:t>
+        <w:t xml:space="preserve">Last modified: 2026-10-26 03:33:07 (PDT)</w:t>
       </w:r>
     </w:p>
     <w:p>

--- a/number-systems.docx
+++ b/number-systems.docx
@@ -15,7 +15,7 @@
         <w:pStyle w:val="Date"/>
       </w:pPr>
       <w:r>
-        <w:t xml:space="preserve">Last modified: 2026-10-26 03:33:07 (PDT)</w:t>
+        <w:t xml:space="preserve">Last modified: 2026-10-26 10:13:13 (PDT)</w:t>
       </w:r>
     </w:p>
     <w:p>

--- a/number-systems.docx
+++ b/number-systems.docx
@@ -15,7 +15,7 @@
         <w:pStyle w:val="Date"/>
       </w:pPr>
       <w:r>
-        <w:t xml:space="preserve">Last modified: 2026-10-26 10:13:13 (PDT)</w:t>
+        <w:t xml:space="preserve">Last modified: 2026-10-26 12:55:55 (PDT)</w:t>
       </w:r>
     </w:p>
     <w:p>

--- a/number-systems.docx
+++ b/number-systems.docx
@@ -15,7 +15,7 @@
         <w:pStyle w:val="Date"/>
       </w:pPr>
       <w:r>
-        <w:t xml:space="preserve">Last modified: 2026-10-26 12:55:55 (PDT)</w:t>
+        <w:t xml:space="preserve">Last modified: 2026-10-26 14:36:46 (PDT)</w:t>
       </w:r>
     </w:p>
     <w:p>

--- a/number-systems.docx
+++ b/number-systems.docx
@@ -15,7 +15,7 @@
         <w:pStyle w:val="Date"/>
       </w:pPr>
       <w:r>
-        <w:t xml:space="preserve">Last modified: 2026-10-26 14:36:46 (PDT)</w:t>
+        <w:t xml:space="preserve">Last modified: 2026-10-26 20:57:05 (PDT)</w:t>
       </w:r>
     </w:p>
     <w:p>

--- a/number-systems.docx
+++ b/number-systems.docx
@@ -15,7 +15,7 @@
         <w:pStyle w:val="Date"/>
       </w:pPr>
       <w:r>
-        <w:t xml:space="preserve">Last modified: 2026-10-26 20:57:05 (PDT)</w:t>
+        <w:t xml:space="preserve">Last modified: 2026-10-26 23:10:47 (PDT)</w:t>
       </w:r>
     </w:p>
     <w:p>

--- a/number-systems.docx
+++ b/number-systems.docx
@@ -15,7 +15,7 @@
         <w:pStyle w:val="Date"/>
       </w:pPr>
       <w:r>
-        <w:t xml:space="preserve">Last modified: 2026-10-26 23:10:47 (PDT)</w:t>
+        <w:t xml:space="preserve">Last modified: 2026-10-27 00:23:12 (PDT)</w:t>
       </w:r>
     </w:p>
     <w:p>

--- a/number-systems.docx
+++ b/number-systems.docx
@@ -15,7 +15,7 @@
         <w:pStyle w:val="Date"/>
       </w:pPr>
       <w:r>
-        <w:t xml:space="preserve">Last modified: 2026-10-27 00:23:12 (PDT)</w:t>
+        <w:t xml:space="preserve">Last modified: 2026-10-27 01:34:30 (PDT)</w:t>
       </w:r>
     </w:p>
     <w:p>

--- a/number-systems.docx
+++ b/number-systems.docx
@@ -15,7 +15,7 @@
         <w:pStyle w:val="Date"/>
       </w:pPr>
       <w:r>
-        <w:t xml:space="preserve">Last modified: 2026-10-27 01:34:30 (PDT)</w:t>
+        <w:t xml:space="preserve">Last modified: 2026-10-27 09:35:20 (PDT)</w:t>
       </w:r>
     </w:p>
     <w:p>

--- a/number-systems.docx
+++ b/number-systems.docx
@@ -15,7 +15,7 @@
         <w:pStyle w:val="Date"/>
       </w:pPr>
       <w:r>
-        <w:t xml:space="preserve">Last modified: 2026-10-27 09:35:20 (PDT)</w:t>
+        <w:t xml:space="preserve">Last modified: 2026-10-27 11:01:31 (PDT)</w:t>
       </w:r>
     </w:p>
     <w:p>

--- a/number-systems.docx
+++ b/number-systems.docx
@@ -15,7 +15,7 @@
         <w:pStyle w:val="Date"/>
       </w:pPr>
       <w:r>
-        <w:t xml:space="preserve">Last modified: 2026-10-27 11:01:31 (PDT)</w:t>
+        <w:t xml:space="preserve">Last modified: 2026-10-27 17:38:18 (PDT)</w:t>
       </w:r>
     </w:p>
     <w:p>

--- a/number-systems.docx
+++ b/number-systems.docx
@@ -15,7 +15,7 @@
         <w:pStyle w:val="Date"/>
       </w:pPr>
       <w:r>
-        <w:t xml:space="preserve">Last modified: 2026-10-27 17:38:18 (PDT)</w:t>
+        <w:t xml:space="preserve">Last modified: 2026-10-27 20:53:54 (PDT)</w:t>
       </w:r>
     </w:p>
     <w:p>

--- a/number-systems.docx
+++ b/number-systems.docx
@@ -15,7 +15,7 @@
         <w:pStyle w:val="Date"/>
       </w:pPr>
       <w:r>
-        <w:t xml:space="preserve">Last modified: 2026-10-27 20:53:54 (PDT)</w:t>
+        <w:t xml:space="preserve">Last modified: 2026-10-28 13:13:09 (PDT)</w:t>
       </w:r>
     </w:p>
     <w:p>

--- a/number-systems.docx
+++ b/number-systems.docx
@@ -15,7 +15,7 @@
         <w:pStyle w:val="Date"/>
       </w:pPr>
       <w:r>
-        <w:t xml:space="preserve">Last modified: 2026-10-28 13:13:09 (PDT)</w:t>
+        <w:t xml:space="preserve">Last modified: 2026-10-28 16:00:43 (PDT)</w:t>
       </w:r>
     </w:p>
     <w:p>

--- a/number-systems.docx
+++ b/number-systems.docx
@@ -15,7 +15,7 @@
         <w:pStyle w:val="Date"/>
       </w:pPr>
       <w:r>
-        <w:t xml:space="preserve">Last modified: 2026-10-28 16:00:43 (PDT)</w:t>
+        <w:t xml:space="preserve">Last modified: 2026-10-28 17:04:35 (PDT)</w:t>
       </w:r>
     </w:p>
     <w:p>

--- a/number-systems.docx
+++ b/number-systems.docx
@@ -15,7 +15,7 @@
         <w:pStyle w:val="Date"/>
       </w:pPr>
       <w:r>
-        <w:t xml:space="preserve">Last modified: 2026-10-28 17:04:35 (PDT)</w:t>
+        <w:t xml:space="preserve">Last modified: 2026-10-28 18:32:18 (PDT)</w:t>
       </w:r>
     </w:p>
     <w:p>

--- a/number-systems.docx
+++ b/number-systems.docx
@@ -15,7 +15,7 @@
         <w:pStyle w:val="Date"/>
       </w:pPr>
       <w:r>
-        <w:t xml:space="preserve">Last modified: 2026-10-28 18:32:18 (PDT)</w:t>
+        <w:t xml:space="preserve">Last modified: 2026-10-28 20:07:26 (PDT)</w:t>
       </w:r>
     </w:p>
     <w:p>

--- a/number-systems.docx
+++ b/number-systems.docx
@@ -15,7 +15,7 @@
         <w:pStyle w:val="Date"/>
       </w:pPr>
       <w:r>
-        <w:t xml:space="preserve">Last modified: 2026-10-28 20:07:26 (PDT)</w:t>
+        <w:t xml:space="preserve">Last modified: 2026-10-28 21:37:44 (PDT)</w:t>
       </w:r>
     </w:p>
     <w:p>

--- a/number-systems.docx
+++ b/number-systems.docx
@@ -15,7 +15,7 @@
         <w:pStyle w:val="Date"/>
       </w:pPr>
       <w:r>
-        <w:t xml:space="preserve">Last modified: 2026-10-28 21:37:44 (PDT)</w:t>
+        <w:t xml:space="preserve">Last modified: 2026-10-28 23:05:07 (PDT)</w:t>
       </w:r>
     </w:p>
     <w:p>

--- a/number-systems.docx
+++ b/number-systems.docx
@@ -15,7 +15,7 @@
         <w:pStyle w:val="Date"/>
       </w:pPr>
       <w:r>
-        <w:t xml:space="preserve">Last modified: 2026-10-28 23:05:07 (PDT)</w:t>
+        <w:t xml:space="preserve">Last modified: 2026-10-29 00:14:30 (PDT)</w:t>
       </w:r>
     </w:p>
     <w:p>

--- a/number-systems.docx
+++ b/number-systems.docx
@@ -15,7 +15,7 @@
         <w:pStyle w:val="Date"/>
       </w:pPr>
       <w:r>
-        <w:t xml:space="preserve">Last modified: 2026-10-29 00:14:30 (PDT)</w:t>
+        <w:t xml:space="preserve">Last modified: 2026-10-29 01:38:31 (PDT)</w:t>
       </w:r>
     </w:p>
     <w:p>

--- a/number-systems.docx
+++ b/number-systems.docx
@@ -15,7 +15,7 @@
         <w:pStyle w:val="Date"/>
       </w:pPr>
       <w:r>
-        <w:t xml:space="preserve">Last modified: 2026-10-29 01:38:31 (PDT)</w:t>
+        <w:t xml:space="preserve">Last modified: 2026-10-29 07:45:31 (PDT)</w:t>
       </w:r>
     </w:p>
     <w:p>

--- a/number-systems.docx
+++ b/number-systems.docx
@@ -15,7 +15,7 @@
         <w:pStyle w:val="Date"/>
       </w:pPr>
       <w:r>
-        <w:t xml:space="preserve">Last modified: 2026-10-29 07:45:31 (PDT)</w:t>
+        <w:t xml:space="preserve">Last modified: 2026-10-29 09:12:46 (PDT)</w:t>
       </w:r>
     </w:p>
     <w:p>

--- a/number-systems.docx
+++ b/number-systems.docx
@@ -15,7 +15,7 @@
         <w:pStyle w:val="Date"/>
       </w:pPr>
       <w:r>
-        <w:t xml:space="preserve">Last modified: 2026-10-29 09:12:46 (PDT)</w:t>
+        <w:t xml:space="preserve">Last modified: 2026-10-29 10:33:15 (PDT)</w:t>
       </w:r>
     </w:p>
     <w:p>

--- a/number-systems.docx
+++ b/number-systems.docx
@@ -15,7 +15,7 @@
         <w:pStyle w:val="Date"/>
       </w:pPr>
       <w:r>
-        <w:t xml:space="preserve">Last modified: 2026-10-29 10:33:15 (PDT)</w:t>
+        <w:t xml:space="preserve">Last modified: 2026-10-29 11:51:41 (PDT)</w:t>
       </w:r>
     </w:p>
     <w:p>

--- a/number-systems.docx
+++ b/number-systems.docx
@@ -15,7 +15,7 @@
         <w:pStyle w:val="Date"/>
       </w:pPr>
       <w:r>
-        <w:t xml:space="preserve">Last modified: 2026-10-29 11:51:41 (PDT)</w:t>
+        <w:t xml:space="preserve">Last modified: 2026-10-29 13:28:16 (PDT)</w:t>
       </w:r>
     </w:p>
     <w:p>

--- a/number-systems.docx
+++ b/number-systems.docx
@@ -15,7 +15,7 @@
         <w:pStyle w:val="Date"/>
       </w:pPr>
       <w:r>
-        <w:t xml:space="preserve">Last modified: 2026-10-29 13:28:16 (PDT)</w:t>
+        <w:t xml:space="preserve">Last modified: 2026-10-29 14:56:31 (PDT)</w:t>
       </w:r>
     </w:p>
     <w:p>

--- a/number-systems.docx
+++ b/number-systems.docx
@@ -15,7 +15,7 @@
         <w:pStyle w:val="Date"/>
       </w:pPr>
       <w:r>
-        <w:t xml:space="preserve">Last modified: 2026-10-29 14:56:31 (PDT)</w:t>
+        <w:t xml:space="preserve">Last modified: 2026-10-29 16:45:03 (PDT)</w:t>
       </w:r>
     </w:p>
     <w:p>

--- a/number-systems.docx
+++ b/number-systems.docx
@@ -15,7 +15,7 @@
         <w:pStyle w:val="Date"/>
       </w:pPr>
       <w:r>
-        <w:t xml:space="preserve">Last modified: 2026-10-29 16:45:03 (PDT)</w:t>
+        <w:t xml:space="preserve">Last modified: 2026-10-29 20:01:11 (PDT)</w:t>
       </w:r>
     </w:p>
     <w:p>

--- a/number-systems.docx
+++ b/number-systems.docx
@@ -15,7 +15,7 @@
         <w:pStyle w:val="Date"/>
       </w:pPr>
       <w:r>
-        <w:t xml:space="preserve">Last modified: 2026-10-29 20:01:11 (PDT)</w:t>
+        <w:t xml:space="preserve">Last modified: 2026-10-30 00:52:40 (PDT)</w:t>
       </w:r>
     </w:p>
     <w:p>

--- a/number-systems.docx
+++ b/number-systems.docx
@@ -15,7 +15,7 @@
         <w:pStyle w:val="Date"/>
       </w:pPr>
       <w:r>
-        <w:t xml:space="preserve">Last modified: 2026-10-30 00:52:40 (PDT)</w:t>
+        <w:t xml:space="preserve">Last modified: 2026-10-30 02:22:19 (PDT)</w:t>
       </w:r>
     </w:p>
     <w:p>

--- a/number-systems.docx
+++ b/number-systems.docx
@@ -15,7 +15,7 @@
         <w:pStyle w:val="Date"/>
       </w:pPr>
       <w:r>
-        <w:t xml:space="preserve">Last modified: 2026-10-30 02:22:19 (PDT)</w:t>
+        <w:t xml:space="preserve">Last modified: 2026-10-30 12:07:09 (PDT)</w:t>
       </w:r>
     </w:p>
     <w:p>

--- a/number-systems.docx
+++ b/number-systems.docx
@@ -15,7 +15,7 @@
         <w:pStyle w:val="Date"/>
       </w:pPr>
       <w:r>
-        <w:t xml:space="preserve">Last modified: 2026-10-30 12:07:09 (PDT)</w:t>
+        <w:t xml:space="preserve">Last modified: 2026-10-30 13:54:56 (PDT)</w:t>
       </w:r>
     </w:p>
     <w:p>

--- a/number-systems.docx
+++ b/number-systems.docx
@@ -15,7 +15,7 @@
         <w:pStyle w:val="Date"/>
       </w:pPr>
       <w:r>
-        <w:t xml:space="preserve">Last modified: 2026-10-30 13:54:56 (PDT)</w:t>
+        <w:t xml:space="preserve">Last modified: 2026-10-30 15:46:06 (PDT)</w:t>
       </w:r>
     </w:p>
     <w:p>

--- a/number-systems.docx
+++ b/number-systems.docx
@@ -15,7 +15,7 @@
         <w:pStyle w:val="Date"/>
       </w:pPr>
       <w:r>
-        <w:t xml:space="preserve">Last modified: 2026-10-30 15:46:06 (PDT)</w:t>
+        <w:t xml:space="preserve">Last modified: 2026-10-30 17:15:43 (PDT)</w:t>
       </w:r>
     </w:p>
     <w:p>

--- a/number-systems.docx
+++ b/number-systems.docx
@@ -15,7 +15,7 @@
         <w:pStyle w:val="Date"/>
       </w:pPr>
       <w:r>
-        <w:t xml:space="preserve">Last modified: 2026-10-30 17:15:43 (PDT)</w:t>
+        <w:t xml:space="preserve">Last modified: 2026-10-30 18:45:42 (PDT)</w:t>
       </w:r>
     </w:p>
     <w:p>

--- a/number-systems.docx
+++ b/number-systems.docx
@@ -15,7 +15,7 @@
         <w:pStyle w:val="Date"/>
       </w:pPr>
       <w:r>
-        <w:t xml:space="preserve">Last modified: 2026-10-30 18:45:42 (PDT)</w:t>
+        <w:t xml:space="preserve">Last modified: 2026-10-30 21:18:12 (PDT)</w:t>
       </w:r>
     </w:p>
     <w:p>

--- a/number-systems.docx
+++ b/number-systems.docx
@@ -15,7 +15,7 @@
         <w:pStyle w:val="Date"/>
       </w:pPr>
       <w:r>
-        <w:t xml:space="preserve">Last modified: 2026-10-30 21:18:12 (PDT)</w:t>
+        <w:t xml:space="preserve">Last modified: 2026-10-31 00:08:50 (PDT)</w:t>
       </w:r>
     </w:p>
     <w:p>

--- a/number-systems.docx
+++ b/number-systems.docx
@@ -15,7 +15,7 @@
         <w:pStyle w:val="Date"/>
       </w:pPr>
       <w:r>
-        <w:t xml:space="preserve">Last modified: 2026-10-31 00:08:50 (PDT)</w:t>
+        <w:t xml:space="preserve">Last modified: 2026-10-31 06:43:52 (PDT)</w:t>
       </w:r>
     </w:p>
     <w:p>
